--- a/vertrieb/Recognize-You-Branchenprioritaet.docx
+++ b/vertrieb/Recognize-You-Branchenprioritaet.docx
@@ -4,246 +4,513 @@
   <w:body>
     <w:p>
       <w:pPr>
-        <w:pStyle w:val="Title"/>
-        <w:spacing w:after="120"/>
-      </w:pPr>
-      <w:r>
+        <w:spacing w:after="100"/>
+      </w:pPr>
+      <w:r>
+        <w:rPr>
+          <w:rFonts w:ascii="Georgia" w:cs="Georgia" w:eastAsia="Georgia" w:hAnsi="Georgia"/>
+          <w:b/>
+          <w:bCs/>
+          <w:sz w:val="40"/>
+          <w:szCs w:val="40"/>
+        </w:rPr>
         <w:t xml:space="preserve">Branchenpriorität für die Kaltakquise</w:t>
       </w:r>
     </w:p>
     <w:p>
       <w:pPr>
-        <w:spacing w:after="200"/>
-      </w:pPr>
-      <w:r>
-        <w:rPr>
+        <w:spacing w:after="110"/>
+        <w:ind w:left="300"/>
+      </w:pPr>
+      <w:r>
+        <w:rPr>
+          <w:rFonts w:ascii="Calibri" w:cs="Calibri" w:eastAsia="Calibri" w:hAnsi="Calibri"/>
+          <w:b w:val="false"/>
+          <w:bCs w:val="false"/>
           <w:i/>
           <w:iCs/>
+          <w:sz w:val="19"/>
+          <w:szCs w:val="19"/>
         </w:rPr>
         <w:t xml:space="preserve">Trend-unabhängige, stabile Unternehmen, die einen guten Online-Auftritt als selbstverständliche, dauerhafte Notwendigkeit verstehen, nicht als Reaktion auf einen aktuellen Hype wie KI. Branche bleibt weiterhin ein offenes, weiches Kriterium, die schwache Website bleibt das einzige harte Kriterium.</w:t>
       </w:r>
     </w:p>
     <w:p>
       <w:pPr>
-        <w:pStyle w:val="Heading1"/>
-        <w:spacing w:after="160" w:before="360"/>
-      </w:pPr>
-      <w:r>
+        <w:spacing w:after="110" w:before="280"/>
+      </w:pPr>
+      <w:r>
+        <w:rPr>
+          <w:rFonts w:ascii="Calibri" w:cs="Calibri" w:eastAsia="Calibri" w:hAnsi="Calibri"/>
+          <w:b/>
+          <w:bCs/>
+          <w:sz w:val="25"/>
+          <w:szCs w:val="25"/>
+        </w:rPr>
         <w:t xml:space="preserve">Kriterien für Stabilität</w:t>
       </w:r>
     </w:p>
     <w:p>
       <w:pPr>
-        <w:spacing w:after="120"/>
-        <w:ind w:left="360"/>
-      </w:pPr>
-      <w:r>
-        <w:t xml:space="preserve">• Erfüllt ein Grundbedürfnis, das sich langfristig nicht ändert, zum Beispiel Wohnen, Reparatur, Gesundheit, Ernährung, Recht.</w:t>
-      </w:r>
-    </w:p>
-    <w:p>
-      <w:pPr>
-        <w:spacing w:after="120"/>
-        <w:ind w:left="360"/>
-      </w:pPr>
-      <w:r>
-        <w:t xml:space="preserve">• Physisches, lokales Geschäft, das nicht durch reine Software oder eine App ersetzt werden kann.</w:t>
-      </w:r>
-    </w:p>
-    <w:p>
-      <w:pPr>
-        <w:spacing w:after="120"/>
-        <w:ind w:left="360"/>
-      </w:pPr>
-      <w:r>
-        <w:t xml:space="preserve">• Reguliert oder an eine Qualifikation gebunden, zum Beispiel Meisterpflicht oder Zulassung, das schafft eine natürliche Eintrittsbarriere gegen plötzliche Disruption.</w:t>
-      </w:r>
-    </w:p>
-    <w:p>
-      <w:pPr>
-        <w:spacing w:after="120"/>
-        <w:ind w:left="360"/>
-      </w:pPr>
-      <w:r>
-        <w:t xml:space="preserve">• Beziehungs- und empfehlungsbasiertes Geschäft, in dem Vertrauen über Jahre wichtiger ist als der aktuelle Trend.</w:t>
-      </w:r>
-    </w:p>
-    <w:p>
-      <w:pPr>
-        <w:spacing w:after="120"/>
-        <w:ind w:left="360"/>
-      </w:pPr>
-      <w:r>
-        <w:t xml:space="preserve">• Laufender Wartungs- oder Ersatzbedarf, der nicht verschwindet, zum Beispiel Heizungen, Fahrzeuge, Gebäude.</w:t>
-      </w:r>
-    </w:p>
-    <w:p>
-      <w:pPr>
-        <w:pStyle w:val="Heading1"/>
-        <w:spacing w:after="160" w:before="360"/>
-      </w:pPr>
-      <w:r>
+        <w:spacing w:after="40"/>
+        <w:ind w:left="106"/>
+      </w:pPr>
+      <w:r>
+        <w:rPr>
+          <w:rFonts w:ascii="Calibri" w:cs="Calibri" w:eastAsia="Calibri" w:hAnsi="Calibri"/>
+          <w:sz w:val="22"/>
+          <w:szCs w:val="22"/>
+        </w:rPr>
+        <w:t xml:space="preserve">• </w:t>
+      </w:r>
+      <w:r>
+        <w:rPr>
+          <w:rFonts w:ascii="Calibri" w:cs="Calibri" w:eastAsia="Calibri" w:hAnsi="Calibri"/>
+          <w:b w:val="false"/>
+          <w:bCs w:val="false"/>
+          <w:i w:val="false"/>
+          <w:iCs w:val="false"/>
+          <w:sz w:val="22"/>
+          <w:szCs w:val="22"/>
+        </w:rPr>
+        <w:t xml:space="preserve">Erfüllt ein Grundbedürfnis, das sich langfristig nicht ändert, zum Beispiel Wohnen, Reparatur, Gesundheit, Ernährung, Recht.</w:t>
+      </w:r>
+    </w:p>
+    <w:p>
+      <w:pPr>
+        <w:spacing w:after="40"/>
+        <w:ind w:left="106"/>
+      </w:pPr>
+      <w:r>
+        <w:rPr>
+          <w:rFonts w:ascii="Calibri" w:cs="Calibri" w:eastAsia="Calibri" w:hAnsi="Calibri"/>
+          <w:sz w:val="22"/>
+          <w:szCs w:val="22"/>
+        </w:rPr>
+        <w:t xml:space="preserve">• </w:t>
+      </w:r>
+      <w:r>
+        <w:rPr>
+          <w:rFonts w:ascii="Calibri" w:cs="Calibri" w:eastAsia="Calibri" w:hAnsi="Calibri"/>
+          <w:b w:val="false"/>
+          <w:bCs w:val="false"/>
+          <w:i w:val="false"/>
+          <w:iCs w:val="false"/>
+          <w:sz w:val="22"/>
+          <w:szCs w:val="22"/>
+        </w:rPr>
+        <w:t xml:space="preserve">Physisches, lokales Geschäft, das nicht durch reine Software oder eine App ersetzt werden kann.</w:t>
+      </w:r>
+    </w:p>
+    <w:p>
+      <w:pPr>
+        <w:spacing w:after="40"/>
+        <w:ind w:left="106"/>
+      </w:pPr>
+      <w:r>
+        <w:rPr>
+          <w:rFonts w:ascii="Calibri" w:cs="Calibri" w:eastAsia="Calibri" w:hAnsi="Calibri"/>
+          <w:sz w:val="22"/>
+          <w:szCs w:val="22"/>
+        </w:rPr>
+        <w:t xml:space="preserve">• </w:t>
+      </w:r>
+      <w:r>
+        <w:rPr>
+          <w:rFonts w:ascii="Calibri" w:cs="Calibri" w:eastAsia="Calibri" w:hAnsi="Calibri"/>
+          <w:b w:val="false"/>
+          <w:bCs w:val="false"/>
+          <w:i w:val="false"/>
+          <w:iCs w:val="false"/>
+          <w:sz w:val="22"/>
+          <w:szCs w:val="22"/>
+        </w:rPr>
+        <w:t xml:space="preserve">Reguliert oder an eine Qualifikation gebunden, zum Beispiel Meisterpflicht oder Zulassung, das schafft eine natürliche Eintrittsbarriere gegen plötzliche Disruption.</w:t>
+      </w:r>
+    </w:p>
+    <w:p>
+      <w:pPr>
+        <w:spacing w:after="40"/>
+        <w:ind w:left="106"/>
+      </w:pPr>
+      <w:r>
+        <w:rPr>
+          <w:rFonts w:ascii="Calibri" w:cs="Calibri" w:eastAsia="Calibri" w:hAnsi="Calibri"/>
+          <w:sz w:val="22"/>
+          <w:szCs w:val="22"/>
+        </w:rPr>
+        <w:t xml:space="preserve">• </w:t>
+      </w:r>
+      <w:r>
+        <w:rPr>
+          <w:rFonts w:ascii="Calibri" w:cs="Calibri" w:eastAsia="Calibri" w:hAnsi="Calibri"/>
+          <w:b w:val="false"/>
+          <w:bCs w:val="false"/>
+          <w:i w:val="false"/>
+          <w:iCs w:val="false"/>
+          <w:sz w:val="22"/>
+          <w:szCs w:val="22"/>
+        </w:rPr>
+        <w:t xml:space="preserve">Beziehungs- und empfehlungsbasiertes Geschäft, in dem Vertrauen über Jahre wichtiger ist als der aktuelle Trend.</w:t>
+      </w:r>
+    </w:p>
+    <w:p>
+      <w:pPr>
+        <w:spacing w:after="40"/>
+        <w:ind w:left="106"/>
+      </w:pPr>
+      <w:r>
+        <w:rPr>
+          <w:rFonts w:ascii="Calibri" w:cs="Calibri" w:eastAsia="Calibri" w:hAnsi="Calibri"/>
+          <w:sz w:val="22"/>
+          <w:szCs w:val="22"/>
+        </w:rPr>
+        <w:t xml:space="preserve">• </w:t>
+      </w:r>
+      <w:r>
+        <w:rPr>
+          <w:rFonts w:ascii="Calibri" w:cs="Calibri" w:eastAsia="Calibri" w:hAnsi="Calibri"/>
+          <w:b w:val="false"/>
+          <w:bCs w:val="false"/>
+          <w:i w:val="false"/>
+          <w:iCs w:val="false"/>
+          <w:sz w:val="22"/>
+          <w:szCs w:val="22"/>
+        </w:rPr>
+        <w:t xml:space="preserve">Laufender Wartungs- oder Ersatzbedarf, der nicht verschwindet, zum Beispiel Heizungen, Fahrzeuge, Gebäude.</w:t>
+      </w:r>
+    </w:p>
+    <w:p>
+      <w:pPr>
+        <w:spacing w:after="110" w:before="280"/>
+      </w:pPr>
+      <w:r>
+        <w:rPr>
+          <w:rFonts w:ascii="Calibri" w:cs="Calibri" w:eastAsia="Calibri" w:hAnsi="Calibri"/>
+          <w:b/>
+          <w:bCs/>
+          <w:sz w:val="25"/>
+          <w:szCs w:val="25"/>
+        </w:rPr>
         <w:t xml:space="preserve">Passende Branchenkategorien</w:t>
       </w:r>
     </w:p>
     <w:p>
       <w:pPr>
-        <w:spacing w:after="120"/>
-        <w:ind w:left="360"/>
-      </w:pPr>
-      <w:r>
-        <w:t xml:space="preserve">• </w:t>
-      </w:r>
-      <w:r>
-        <w:rPr>
-          <w:b/>
-          <w:bCs/>
-        </w:rPr>
-        <w:t xml:space="preserve">Bau und Handwerk: </w:t>
-      </w:r>
-      <w:r>
-        <w:t xml:space="preserve">Bauunternehmen, Zimmerei, Dachdecker, Maler und Lackierer, Fliesenleger, Fensterbau und Glaserei, Metallbau und Schlosserei, Sanitär, Heizung und Klima, Elektrotechnik, Schreinerei und Tischlerei.</w:t>
-      </w:r>
-    </w:p>
-    <w:p>
-      <w:pPr>
-        <w:spacing w:after="120"/>
-        <w:ind w:left="360"/>
-      </w:pPr>
-      <w:r>
-        <w:t xml:space="preserve">• </w:t>
-      </w:r>
-      <w:r>
-        <w:rPr>
-          <w:b/>
-          <w:bCs/>
-        </w:rPr>
-        <w:t xml:space="preserve">Fahrzeug und Mobilität: </w:t>
-      </w:r>
-      <w:r>
-        <w:t xml:space="preserve">KFZ-Werkstätten, Autohäuser, Kfz-Sachverständige, Landmaschinen-Werkstätten.</w:t>
-      </w:r>
-    </w:p>
-    <w:p>
-      <w:pPr>
-        <w:spacing w:after="120"/>
-        <w:ind w:left="360"/>
-      </w:pPr>
-      <w:r>
-        <w:t xml:space="preserve">• </w:t>
-      </w:r>
-      <w:r>
-        <w:rPr>
-          <w:b/>
-          <w:bCs/>
-        </w:rPr>
-        <w:t xml:space="preserve">Gesundheit und Pflege: </w:t>
-      </w:r>
-      <w:r>
-        <w:t xml:space="preserve">Zahnärzte, Fachärzte, Physiotherapie, Apotheken, Pflegedienste, Tierärzte.</w:t>
-      </w:r>
-    </w:p>
-    <w:p>
-      <w:pPr>
-        <w:spacing w:after="120"/>
-        <w:ind w:left="360"/>
-      </w:pPr>
-      <w:r>
-        <w:t xml:space="preserve">• </w:t>
-      </w:r>
-      <w:r>
-        <w:rPr>
-          <w:b/>
-          <w:bCs/>
-        </w:rPr>
-        <w:t xml:space="preserve">Recht, Steuern und Finanzen mit Bestandskundschaft: </w:t>
-      </w:r>
-      <w:r>
-        <w:t xml:space="preserve">Steuerberater, Wirtschaftsprüfer, Rechtsanwälte, Notare, etablierte Versicherungsmakler.</w:t>
-      </w:r>
-    </w:p>
-    <w:p>
-      <w:pPr>
-        <w:spacing w:after="120"/>
-        <w:ind w:left="360"/>
-      </w:pPr>
-      <w:r>
-        <w:t xml:space="preserve">• </w:t>
-      </w:r>
-      <w:r>
-        <w:rPr>
-          <w:b/>
-          <w:bCs/>
-        </w:rPr>
-        <w:t xml:space="preserve">Lebensmittelhandwerk: </w:t>
-      </w:r>
-      <w:r>
-        <w:t xml:space="preserve">Bäckereien, Metzgereien, Brauereien, Weingüter.</w:t>
-      </w:r>
-    </w:p>
-    <w:p>
-      <w:pPr>
-        <w:spacing w:after="120"/>
-        <w:ind w:left="360"/>
-      </w:pPr>
-      <w:r>
-        <w:t xml:space="preserve">• </w:t>
-      </w:r>
-      <w:r>
-        <w:rPr>
-          <w:b/>
-          <w:bCs/>
-        </w:rPr>
-        <w:t xml:space="preserve">Persönliche Dienstleistungen: </w:t>
-      </w:r>
-      <w:r>
-        <w:t xml:space="preserve">Friseure, Kosmetikstudios, Optiker, Hörgeräteakustiker, Bestattungsunternehmen.</w:t>
-      </w:r>
-    </w:p>
-    <w:p>
-      <w:pPr>
-        <w:spacing w:after="120"/>
-        <w:ind w:left="360"/>
-      </w:pPr>
-      <w:r>
-        <w:t xml:space="preserve">• </w:t>
-      </w:r>
-      <w:r>
-        <w:rPr>
-          <w:b/>
-          <w:bCs/>
-        </w:rPr>
-        <w:t xml:space="preserve">Landwirtschaft und Grünflächen: </w:t>
-      </w:r>
-      <w:r>
-        <w:t xml:space="preserve">landwirtschaftliche Betriebe, Garten- und Landschaftsbau, Gärtnereien.</w:t>
-      </w:r>
-    </w:p>
-    <w:p>
-      <w:pPr>
-        <w:spacing w:after="120"/>
-        <w:ind w:left="360"/>
-      </w:pPr>
-      <w:r>
-        <w:t xml:space="preserve">• </w:t>
-      </w:r>
-      <w:r>
-        <w:rPr>
-          <w:b/>
-          <w:bCs/>
-        </w:rPr>
-        <w:t xml:space="preserve">Weitere stabile Dienstleistungen: </w:t>
-      </w:r>
-      <w:r>
-        <w:t xml:space="preserve">Gebäudereinigung, Sicherheitsdienste, Personaldienstleister, regionale Spedition und Logistik.</w:t>
-      </w:r>
-    </w:p>
-    <w:p>
-      <w:pPr>
-        <w:pStyle w:val="Heading1"/>
-        <w:spacing w:after="160" w:before="360"/>
-      </w:pPr>
-      <w:r>
+        <w:spacing w:after="40"/>
+        <w:ind w:left="106"/>
+      </w:pPr>
+      <w:r>
+        <w:rPr>
+          <w:rFonts w:ascii="Calibri" w:cs="Calibri" w:eastAsia="Calibri" w:hAnsi="Calibri"/>
+          <w:sz w:val="22"/>
+          <w:szCs w:val="22"/>
+        </w:rPr>
+        <w:t xml:space="preserve">• </w:t>
+      </w:r>
+      <w:r>
+        <w:rPr>
+          <w:rFonts w:ascii="Calibri" w:cs="Calibri" w:eastAsia="Calibri" w:hAnsi="Calibri"/>
+          <w:b/>
+          <w:bCs/>
+          <w:i w:val="false"/>
+          <w:iCs w:val="false"/>
+          <w:sz w:val="22"/>
+          <w:szCs w:val="22"/>
+        </w:rPr>
+        <w:t xml:space="preserve">Bau und Handwerk:</w:t>
+      </w:r>
+      <w:r>
+        <w:rPr>
+          <w:rFonts w:ascii="Calibri" w:cs="Calibri" w:eastAsia="Calibri" w:hAnsi="Calibri"/>
+          <w:b w:val="false"/>
+          <w:bCs w:val="false"/>
+          <w:i w:val="false"/>
+          <w:iCs w:val="false"/>
+          <w:sz w:val="22"/>
+          <w:szCs w:val="22"/>
+        </w:rPr>
+        <w:t xml:space="preserve"> Bauunternehmen, Zimmerei, Dachdecker, Maler und Lackierer, Fliesenleger, Fensterbau und Glaserei, Metallbau und Schlosserei, Sanitär, Heizung und Klima, Elektrotechnik, Schreinerei und Tischlerei.</w:t>
+      </w:r>
+    </w:p>
+    <w:p>
+      <w:pPr>
+        <w:spacing w:after="40"/>
+        <w:ind w:left="106"/>
+      </w:pPr>
+      <w:r>
+        <w:rPr>
+          <w:rFonts w:ascii="Calibri" w:cs="Calibri" w:eastAsia="Calibri" w:hAnsi="Calibri"/>
+          <w:sz w:val="22"/>
+          <w:szCs w:val="22"/>
+        </w:rPr>
+        <w:t xml:space="preserve">• </w:t>
+      </w:r>
+      <w:r>
+        <w:rPr>
+          <w:rFonts w:ascii="Calibri" w:cs="Calibri" w:eastAsia="Calibri" w:hAnsi="Calibri"/>
+          <w:b/>
+          <w:bCs/>
+          <w:i w:val="false"/>
+          <w:iCs w:val="false"/>
+          <w:sz w:val="22"/>
+          <w:szCs w:val="22"/>
+        </w:rPr>
+        <w:t xml:space="preserve">Fahrzeug und Mobilität:</w:t>
+      </w:r>
+      <w:r>
+        <w:rPr>
+          <w:rFonts w:ascii="Calibri" w:cs="Calibri" w:eastAsia="Calibri" w:hAnsi="Calibri"/>
+          <w:b w:val="false"/>
+          <w:bCs w:val="false"/>
+          <w:i w:val="false"/>
+          <w:iCs w:val="false"/>
+          <w:sz w:val="22"/>
+          <w:szCs w:val="22"/>
+        </w:rPr>
+        <w:t xml:space="preserve"> KFZ-Werkstätten, Autohäuser, Kfz-Sachverständige, Landmaschinen-Werkstätten.</w:t>
+      </w:r>
+    </w:p>
+    <w:p>
+      <w:pPr>
+        <w:spacing w:after="40"/>
+        <w:ind w:left="106"/>
+      </w:pPr>
+      <w:r>
+        <w:rPr>
+          <w:rFonts w:ascii="Calibri" w:cs="Calibri" w:eastAsia="Calibri" w:hAnsi="Calibri"/>
+          <w:sz w:val="22"/>
+          <w:szCs w:val="22"/>
+        </w:rPr>
+        <w:t xml:space="preserve">• </w:t>
+      </w:r>
+      <w:r>
+        <w:rPr>
+          <w:rFonts w:ascii="Calibri" w:cs="Calibri" w:eastAsia="Calibri" w:hAnsi="Calibri"/>
+          <w:b/>
+          <w:bCs/>
+          <w:i w:val="false"/>
+          <w:iCs w:val="false"/>
+          <w:sz w:val="22"/>
+          <w:szCs w:val="22"/>
+        </w:rPr>
+        <w:t xml:space="preserve">Gesundheit und Pflege:</w:t>
+      </w:r>
+      <w:r>
+        <w:rPr>
+          <w:rFonts w:ascii="Calibri" w:cs="Calibri" w:eastAsia="Calibri" w:hAnsi="Calibri"/>
+          <w:b w:val="false"/>
+          <w:bCs w:val="false"/>
+          <w:i w:val="false"/>
+          <w:iCs w:val="false"/>
+          <w:sz w:val="22"/>
+          <w:szCs w:val="22"/>
+        </w:rPr>
+        <w:t xml:space="preserve"> Zahnärzte, Fachärzte, Physiotherapie, Apotheken, Pflegedienste, Tierärzte.</w:t>
+      </w:r>
+    </w:p>
+    <w:p>
+      <w:pPr>
+        <w:spacing w:after="40"/>
+        <w:ind w:left="106"/>
+      </w:pPr>
+      <w:r>
+        <w:rPr>
+          <w:rFonts w:ascii="Calibri" w:cs="Calibri" w:eastAsia="Calibri" w:hAnsi="Calibri"/>
+          <w:sz w:val="22"/>
+          <w:szCs w:val="22"/>
+        </w:rPr>
+        <w:t xml:space="preserve">• </w:t>
+      </w:r>
+      <w:r>
+        <w:rPr>
+          <w:rFonts w:ascii="Calibri" w:cs="Calibri" w:eastAsia="Calibri" w:hAnsi="Calibri"/>
+          <w:b/>
+          <w:bCs/>
+          <w:i w:val="false"/>
+          <w:iCs w:val="false"/>
+          <w:sz w:val="22"/>
+          <w:szCs w:val="22"/>
+        </w:rPr>
+        <w:t xml:space="preserve">Recht, Steuern und Finanzen mit Bestandskundschaft:</w:t>
+      </w:r>
+      <w:r>
+        <w:rPr>
+          <w:rFonts w:ascii="Calibri" w:cs="Calibri" w:eastAsia="Calibri" w:hAnsi="Calibri"/>
+          <w:b w:val="false"/>
+          <w:bCs w:val="false"/>
+          <w:i w:val="false"/>
+          <w:iCs w:val="false"/>
+          <w:sz w:val="22"/>
+          <w:szCs w:val="22"/>
+        </w:rPr>
+        <w:t xml:space="preserve"> Steuerberater, Wirtschaftsprüfer, Rechtsanwälte, Notare, etablierte Versicherungsmakler.</w:t>
+      </w:r>
+    </w:p>
+    <w:p>
+      <w:pPr>
+        <w:spacing w:after="40"/>
+        <w:ind w:left="106"/>
+      </w:pPr>
+      <w:r>
+        <w:rPr>
+          <w:rFonts w:ascii="Calibri" w:cs="Calibri" w:eastAsia="Calibri" w:hAnsi="Calibri"/>
+          <w:sz w:val="22"/>
+          <w:szCs w:val="22"/>
+        </w:rPr>
+        <w:t xml:space="preserve">• </w:t>
+      </w:r>
+      <w:r>
+        <w:rPr>
+          <w:rFonts w:ascii="Calibri" w:cs="Calibri" w:eastAsia="Calibri" w:hAnsi="Calibri"/>
+          <w:b/>
+          <w:bCs/>
+          <w:i w:val="false"/>
+          <w:iCs w:val="false"/>
+          <w:sz w:val="22"/>
+          <w:szCs w:val="22"/>
+        </w:rPr>
+        <w:t xml:space="preserve">Lebensmittelhandwerk:</w:t>
+      </w:r>
+      <w:r>
+        <w:rPr>
+          <w:rFonts w:ascii="Calibri" w:cs="Calibri" w:eastAsia="Calibri" w:hAnsi="Calibri"/>
+          <w:b w:val="false"/>
+          <w:bCs w:val="false"/>
+          <w:i w:val="false"/>
+          <w:iCs w:val="false"/>
+          <w:sz w:val="22"/>
+          <w:szCs w:val="22"/>
+        </w:rPr>
+        <w:t xml:space="preserve"> Bäckereien, Metzgereien, Brauereien, Weingüter.</w:t>
+      </w:r>
+    </w:p>
+    <w:p>
+      <w:pPr>
+        <w:spacing w:after="40"/>
+        <w:ind w:left="106"/>
+      </w:pPr>
+      <w:r>
+        <w:rPr>
+          <w:rFonts w:ascii="Calibri" w:cs="Calibri" w:eastAsia="Calibri" w:hAnsi="Calibri"/>
+          <w:sz w:val="22"/>
+          <w:szCs w:val="22"/>
+        </w:rPr>
+        <w:t xml:space="preserve">• </w:t>
+      </w:r>
+      <w:r>
+        <w:rPr>
+          <w:rFonts w:ascii="Calibri" w:cs="Calibri" w:eastAsia="Calibri" w:hAnsi="Calibri"/>
+          <w:b/>
+          <w:bCs/>
+          <w:i w:val="false"/>
+          <w:iCs w:val="false"/>
+          <w:sz w:val="22"/>
+          <w:szCs w:val="22"/>
+        </w:rPr>
+        <w:t xml:space="preserve">Persönliche Dienstleistungen:</w:t>
+      </w:r>
+      <w:r>
+        <w:rPr>
+          <w:rFonts w:ascii="Calibri" w:cs="Calibri" w:eastAsia="Calibri" w:hAnsi="Calibri"/>
+          <w:b w:val="false"/>
+          <w:bCs w:val="false"/>
+          <w:i w:val="false"/>
+          <w:iCs w:val="false"/>
+          <w:sz w:val="22"/>
+          <w:szCs w:val="22"/>
+        </w:rPr>
+        <w:t xml:space="preserve"> Friseure, Kosmetikstudios, Optiker, Hörgeräteakustiker, Bestattungsunternehmen.</w:t>
+      </w:r>
+    </w:p>
+    <w:p>
+      <w:pPr>
+        <w:spacing w:after="40"/>
+        <w:ind w:left="106"/>
+      </w:pPr>
+      <w:r>
+        <w:rPr>
+          <w:rFonts w:ascii="Calibri" w:cs="Calibri" w:eastAsia="Calibri" w:hAnsi="Calibri"/>
+          <w:sz w:val="22"/>
+          <w:szCs w:val="22"/>
+        </w:rPr>
+        <w:t xml:space="preserve">• </w:t>
+      </w:r>
+      <w:r>
+        <w:rPr>
+          <w:rFonts w:ascii="Calibri" w:cs="Calibri" w:eastAsia="Calibri" w:hAnsi="Calibri"/>
+          <w:b/>
+          <w:bCs/>
+          <w:i w:val="false"/>
+          <w:iCs w:val="false"/>
+          <w:sz w:val="22"/>
+          <w:szCs w:val="22"/>
+        </w:rPr>
+        <w:t xml:space="preserve">Landwirtschaft und Grünflächen:</w:t>
+      </w:r>
+      <w:r>
+        <w:rPr>
+          <w:rFonts w:ascii="Calibri" w:cs="Calibri" w:eastAsia="Calibri" w:hAnsi="Calibri"/>
+          <w:b w:val="false"/>
+          <w:bCs w:val="false"/>
+          <w:i w:val="false"/>
+          <w:iCs w:val="false"/>
+          <w:sz w:val="22"/>
+          <w:szCs w:val="22"/>
+        </w:rPr>
+        <w:t xml:space="preserve"> landwirtschaftliche Betriebe, Garten- und Landschaftsbau, Gärtnereien.</w:t>
+      </w:r>
+    </w:p>
+    <w:p>
+      <w:pPr>
+        <w:spacing w:after="40"/>
+        <w:ind w:left="106"/>
+      </w:pPr>
+      <w:r>
+        <w:rPr>
+          <w:rFonts w:ascii="Calibri" w:cs="Calibri" w:eastAsia="Calibri" w:hAnsi="Calibri"/>
+          <w:sz w:val="22"/>
+          <w:szCs w:val="22"/>
+        </w:rPr>
+        <w:t xml:space="preserve">• </w:t>
+      </w:r>
+      <w:r>
+        <w:rPr>
+          <w:rFonts w:ascii="Calibri" w:cs="Calibri" w:eastAsia="Calibri" w:hAnsi="Calibri"/>
+          <w:b/>
+          <w:bCs/>
+          <w:i w:val="false"/>
+          <w:iCs w:val="false"/>
+          <w:sz w:val="22"/>
+          <w:szCs w:val="22"/>
+        </w:rPr>
+        <w:t xml:space="preserve">Weitere stabile Dienstleistungen:</w:t>
+      </w:r>
+      <w:r>
+        <w:rPr>
+          <w:rFonts w:ascii="Calibri" w:cs="Calibri" w:eastAsia="Calibri" w:hAnsi="Calibri"/>
+          <w:b w:val="false"/>
+          <w:bCs w:val="false"/>
+          <w:i w:val="false"/>
+          <w:iCs w:val="false"/>
+          <w:sz w:val="22"/>
+          <w:szCs w:val="22"/>
+        </w:rPr>
+        <w:t xml:space="preserve"> Gebäudereinigung, Sicherheitsdienste, Personaldienstleister, regionale Spedition und Logistik.</w:t>
+      </w:r>
+    </w:p>
+    <w:p>
+      <w:pPr>
+        <w:spacing w:after="110" w:before="280"/>
+      </w:pPr>
+      <w:r>
+        <w:rPr>
+          <w:rFonts w:ascii="Calibri" w:cs="Calibri" w:eastAsia="Calibri" w:hAnsi="Calibri"/>
+          <w:b/>
+          <w:bCs/>
+          <w:sz w:val="25"/>
+          <w:szCs w:val="25"/>
+        </w:rPr>
         <w:t xml:space="preserve">Bewusst nachrangig</w:t>
       </w:r>
     </w:p>
@@ -252,12 +519,21 @@
         <w:spacing w:after="200"/>
       </w:pPr>
       <w:r>
+        <w:rPr>
+          <w:rFonts w:ascii="Calibri" w:cs="Calibri" w:eastAsia="Calibri" w:hAnsi="Calibri"/>
+          <w:b w:val="false"/>
+          <w:bCs w:val="false"/>
+          <w:i w:val="false"/>
+          <w:iCs w:val="false"/>
+          <w:sz w:val="22"/>
+          <w:szCs w:val="22"/>
+        </w:rPr>
         <w:t xml:space="preserve">Branchen, die selbst auf einem aktuellen Trend aufbauen, zum Beispiel Software-Startups, KI-Beratungen, Krypto- oder Web3-Anbieter, Dropshipping, reine Influencer- oder Social-Media-Marken. Dort ist die Erwartungshaltung ans eigene Marketing oft selbst hype-getrieben, was der langfristigen, ganzheitlichen Recognize-You-Philosophie eher widerspricht.</w:t>
       </w:r>
     </w:p>
     <w:sectPr>
       <w:pgSz w:w="11906" w:h="16838" w:orient="portrait"/>
-      <w:pgMar w:top="1440" w:right="1440" w:bottom="1440" w:left="1440" w:header="708" w:footer="708" w:gutter="0"/>
+      <w:pgMar w:top="1296" w:right="1296" w:bottom="1296" w:left="1296" w:header="708" w:footer="708" w:gutter="0"/>
       <w:pgNumType/>
       <w:docGrid w:linePitch="360"/>
     </w:sectPr>
@@ -441,13 +717,7 @@
 <file path=word/styles.xml><?xml version="1.0" encoding="utf-8"?>
 <w:styles xmlns:mc="http://schemas.openxmlformats.org/markup-compatibility/2006" xmlns:r="http://schemas.openxmlformats.org/officeDocument/2006/relationships" xmlns:w="http://schemas.openxmlformats.org/wordprocessingml/2006/main" xmlns:w14="http://schemas.microsoft.com/office/word/2010/wordml" xmlns:w15="http://schemas.microsoft.com/office/word/2012/wordml" mc:Ignorable="w14 w15">
   <w:docDefaults>
-    <w:rPrDefault>
-      <w:rPr>
-        <w:rFonts w:ascii="Arial" w:cs="Arial" w:eastAsia="Arial" w:hAnsi="Arial"/>
-        <w:sz w:val="22"/>
-        <w:szCs w:val="22"/>
-      </w:rPr>
-    </w:rPrDefault>
+    <w:rPrDefault/>
     <w:pPrDefault/>
   </w:docDefaults>
   <w:style w:type="paragraph" w:styleId="Title">

--- a/vertrieb/Recognize-You-Branchenprioritaet.docx
+++ b/vertrieb/Recognize-You-Branchenprioritaet.docx
@@ -4,7 +4,7 @@
   <w:body>
     <w:p>
       <w:pPr>
-        <w:spacing w:after="100"/>
+        <w:spacing w:after="0" w:before="0"/>
       </w:pPr>
       <w:r>
         <w:rPr>
@@ -19,7 +19,20 @@
     </w:p>
     <w:p>
       <w:pPr>
-        <w:spacing w:after="110"/>
+        <w:spacing w:after="0" w:before="0"/>
+      </w:pPr>
+      <w:r>
+        <w:rPr>
+          <w:rFonts w:ascii="Calibri" w:cs="Calibri" w:eastAsia="Calibri" w:hAnsi="Calibri"/>
+          <w:sz w:val="22"/>
+          <w:szCs w:val="22"/>
+        </w:rPr>
+        <w:t xml:space="preserve"/>
+      </w:r>
+    </w:p>
+    <w:p>
+      <w:pPr>
+        <w:spacing w:after="0" w:before="0"/>
         <w:ind w:left="300"/>
       </w:pPr>
       <w:r>
@@ -37,7 +50,20 @@
     </w:p>
     <w:p>
       <w:pPr>
-        <w:spacing w:after="110" w:before="280"/>
+        <w:spacing w:after="0" w:before="0"/>
+      </w:pPr>
+      <w:r>
+        <w:rPr>
+          <w:rFonts w:ascii="Calibri" w:cs="Calibri" w:eastAsia="Calibri" w:hAnsi="Calibri"/>
+          <w:sz w:val="22"/>
+          <w:szCs w:val="22"/>
+        </w:rPr>
+        <w:t xml:space="preserve"/>
+      </w:r>
+    </w:p>
+    <w:p>
+      <w:pPr>
+        <w:spacing w:after="0" w:before="0"/>
       </w:pPr>
       <w:r>
         <w:rPr>
@@ -52,7 +78,20 @@
     </w:p>
     <w:p>
       <w:pPr>
-        <w:spacing w:after="40"/>
+        <w:spacing w:after="0" w:before="0"/>
+      </w:pPr>
+      <w:r>
+        <w:rPr>
+          <w:rFonts w:ascii="Calibri" w:cs="Calibri" w:eastAsia="Calibri" w:hAnsi="Calibri"/>
+          <w:sz w:val="22"/>
+          <w:szCs w:val="22"/>
+        </w:rPr>
+        <w:t xml:space="preserve"/>
+      </w:r>
+    </w:p>
+    <w:p>
+      <w:pPr>
+        <w:spacing w:after="0" w:before="0"/>
         <w:ind w:left="106"/>
       </w:pPr>
       <w:r>
@@ -78,7 +117,20 @@
     </w:p>
     <w:p>
       <w:pPr>
-        <w:spacing w:after="40"/>
+        <w:spacing w:after="0" w:before="0"/>
+      </w:pPr>
+      <w:r>
+        <w:rPr>
+          <w:rFonts w:ascii="Calibri" w:cs="Calibri" w:eastAsia="Calibri" w:hAnsi="Calibri"/>
+          <w:sz w:val="22"/>
+          <w:szCs w:val="22"/>
+        </w:rPr>
+        <w:t xml:space="preserve"/>
+      </w:r>
+    </w:p>
+    <w:p>
+      <w:pPr>
+        <w:spacing w:after="0" w:before="0"/>
         <w:ind w:left="106"/>
       </w:pPr>
       <w:r>
@@ -104,7 +156,20 @@
     </w:p>
     <w:p>
       <w:pPr>
-        <w:spacing w:after="40"/>
+        <w:spacing w:after="0" w:before="0"/>
+      </w:pPr>
+      <w:r>
+        <w:rPr>
+          <w:rFonts w:ascii="Calibri" w:cs="Calibri" w:eastAsia="Calibri" w:hAnsi="Calibri"/>
+          <w:sz w:val="22"/>
+          <w:szCs w:val="22"/>
+        </w:rPr>
+        <w:t xml:space="preserve"/>
+      </w:r>
+    </w:p>
+    <w:p>
+      <w:pPr>
+        <w:spacing w:after="0" w:before="0"/>
         <w:ind w:left="106"/>
       </w:pPr>
       <w:r>
@@ -130,7 +195,20 @@
     </w:p>
     <w:p>
       <w:pPr>
-        <w:spacing w:after="40"/>
+        <w:spacing w:after="0" w:before="0"/>
+      </w:pPr>
+      <w:r>
+        <w:rPr>
+          <w:rFonts w:ascii="Calibri" w:cs="Calibri" w:eastAsia="Calibri" w:hAnsi="Calibri"/>
+          <w:sz w:val="22"/>
+          <w:szCs w:val="22"/>
+        </w:rPr>
+        <w:t xml:space="preserve"/>
+      </w:r>
+    </w:p>
+    <w:p>
+      <w:pPr>
+        <w:spacing w:after="0" w:before="0"/>
         <w:ind w:left="106"/>
       </w:pPr>
       <w:r>
@@ -156,7 +234,20 @@
     </w:p>
     <w:p>
       <w:pPr>
-        <w:spacing w:after="40"/>
+        <w:spacing w:after="0" w:before="0"/>
+      </w:pPr>
+      <w:r>
+        <w:rPr>
+          <w:rFonts w:ascii="Calibri" w:cs="Calibri" w:eastAsia="Calibri" w:hAnsi="Calibri"/>
+          <w:sz w:val="22"/>
+          <w:szCs w:val="22"/>
+        </w:rPr>
+        <w:t xml:space="preserve"/>
+      </w:r>
+    </w:p>
+    <w:p>
+      <w:pPr>
+        <w:spacing w:after="0" w:before="0"/>
         <w:ind w:left="106"/>
       </w:pPr>
       <w:r>
@@ -182,7 +273,20 @@
     </w:p>
     <w:p>
       <w:pPr>
-        <w:spacing w:after="110" w:before="280"/>
+        <w:spacing w:after="0" w:before="0"/>
+      </w:pPr>
+      <w:r>
+        <w:rPr>
+          <w:rFonts w:ascii="Calibri" w:cs="Calibri" w:eastAsia="Calibri" w:hAnsi="Calibri"/>
+          <w:sz w:val="22"/>
+          <w:szCs w:val="22"/>
+        </w:rPr>
+        <w:t xml:space="preserve"/>
+      </w:r>
+    </w:p>
+    <w:p>
+      <w:pPr>
+        <w:spacing w:after="0" w:before="0"/>
       </w:pPr>
       <w:r>
         <w:rPr>
@@ -197,7 +301,20 @@
     </w:p>
     <w:p>
       <w:pPr>
-        <w:spacing w:after="40"/>
+        <w:spacing w:after="0" w:before="0"/>
+      </w:pPr>
+      <w:r>
+        <w:rPr>
+          <w:rFonts w:ascii="Calibri" w:cs="Calibri" w:eastAsia="Calibri" w:hAnsi="Calibri"/>
+          <w:sz w:val="22"/>
+          <w:szCs w:val="22"/>
+        </w:rPr>
+        <w:t xml:space="preserve"/>
+      </w:r>
+    </w:p>
+    <w:p>
+      <w:pPr>
+        <w:spacing w:after="0" w:before="0"/>
         <w:ind w:left="106"/>
       </w:pPr>
       <w:r>
@@ -235,7 +352,20 @@
     </w:p>
     <w:p>
       <w:pPr>
-        <w:spacing w:after="40"/>
+        <w:spacing w:after="0" w:before="0"/>
+      </w:pPr>
+      <w:r>
+        <w:rPr>
+          <w:rFonts w:ascii="Calibri" w:cs="Calibri" w:eastAsia="Calibri" w:hAnsi="Calibri"/>
+          <w:sz w:val="22"/>
+          <w:szCs w:val="22"/>
+        </w:rPr>
+        <w:t xml:space="preserve"/>
+      </w:r>
+    </w:p>
+    <w:p>
+      <w:pPr>
+        <w:spacing w:after="0" w:before="0"/>
         <w:ind w:left="106"/>
       </w:pPr>
       <w:r>
@@ -273,7 +403,20 @@
     </w:p>
     <w:p>
       <w:pPr>
-        <w:spacing w:after="40"/>
+        <w:spacing w:after="0" w:before="0"/>
+      </w:pPr>
+      <w:r>
+        <w:rPr>
+          <w:rFonts w:ascii="Calibri" w:cs="Calibri" w:eastAsia="Calibri" w:hAnsi="Calibri"/>
+          <w:sz w:val="22"/>
+          <w:szCs w:val="22"/>
+        </w:rPr>
+        <w:t xml:space="preserve"/>
+      </w:r>
+    </w:p>
+    <w:p>
+      <w:pPr>
+        <w:spacing w:after="0" w:before="0"/>
         <w:ind w:left="106"/>
       </w:pPr>
       <w:r>
@@ -311,7 +454,20 @@
     </w:p>
     <w:p>
       <w:pPr>
-        <w:spacing w:after="40"/>
+        <w:spacing w:after="0" w:before="0"/>
+      </w:pPr>
+      <w:r>
+        <w:rPr>
+          <w:rFonts w:ascii="Calibri" w:cs="Calibri" w:eastAsia="Calibri" w:hAnsi="Calibri"/>
+          <w:sz w:val="22"/>
+          <w:szCs w:val="22"/>
+        </w:rPr>
+        <w:t xml:space="preserve"/>
+      </w:r>
+    </w:p>
+    <w:p>
+      <w:pPr>
+        <w:spacing w:after="0" w:before="0"/>
         <w:ind w:left="106"/>
       </w:pPr>
       <w:r>
@@ -349,7 +505,20 @@
     </w:p>
     <w:p>
       <w:pPr>
-        <w:spacing w:after="40"/>
+        <w:spacing w:after="0" w:before="0"/>
+      </w:pPr>
+      <w:r>
+        <w:rPr>
+          <w:rFonts w:ascii="Calibri" w:cs="Calibri" w:eastAsia="Calibri" w:hAnsi="Calibri"/>
+          <w:sz w:val="22"/>
+          <w:szCs w:val="22"/>
+        </w:rPr>
+        <w:t xml:space="preserve"/>
+      </w:r>
+    </w:p>
+    <w:p>
+      <w:pPr>
+        <w:spacing w:after="0" w:before="0"/>
         <w:ind w:left="106"/>
       </w:pPr>
       <w:r>
@@ -387,7 +556,20 @@
     </w:p>
     <w:p>
       <w:pPr>
-        <w:spacing w:after="40"/>
+        <w:spacing w:after="0" w:before="0"/>
+      </w:pPr>
+      <w:r>
+        <w:rPr>
+          <w:rFonts w:ascii="Calibri" w:cs="Calibri" w:eastAsia="Calibri" w:hAnsi="Calibri"/>
+          <w:sz w:val="22"/>
+          <w:szCs w:val="22"/>
+        </w:rPr>
+        <w:t xml:space="preserve"/>
+      </w:r>
+    </w:p>
+    <w:p>
+      <w:pPr>
+        <w:spacing w:after="0" w:before="0"/>
         <w:ind w:left="106"/>
       </w:pPr>
       <w:r>
@@ -425,7 +607,20 @@
     </w:p>
     <w:p>
       <w:pPr>
-        <w:spacing w:after="40"/>
+        <w:spacing w:after="0" w:before="0"/>
+      </w:pPr>
+      <w:r>
+        <w:rPr>
+          <w:rFonts w:ascii="Calibri" w:cs="Calibri" w:eastAsia="Calibri" w:hAnsi="Calibri"/>
+          <w:sz w:val="22"/>
+          <w:szCs w:val="22"/>
+        </w:rPr>
+        <w:t xml:space="preserve"/>
+      </w:r>
+    </w:p>
+    <w:p>
+      <w:pPr>
+        <w:spacing w:after="0" w:before="0"/>
         <w:ind w:left="106"/>
       </w:pPr>
       <w:r>
@@ -463,7 +658,20 @@
     </w:p>
     <w:p>
       <w:pPr>
-        <w:spacing w:after="40"/>
+        <w:spacing w:after="0" w:before="0"/>
+      </w:pPr>
+      <w:r>
+        <w:rPr>
+          <w:rFonts w:ascii="Calibri" w:cs="Calibri" w:eastAsia="Calibri" w:hAnsi="Calibri"/>
+          <w:sz w:val="22"/>
+          <w:szCs w:val="22"/>
+        </w:rPr>
+        <w:t xml:space="preserve"/>
+      </w:r>
+    </w:p>
+    <w:p>
+      <w:pPr>
+        <w:spacing w:after="0" w:before="0"/>
         <w:ind w:left="106"/>
       </w:pPr>
       <w:r>
@@ -501,7 +709,20 @@
     </w:p>
     <w:p>
       <w:pPr>
-        <w:spacing w:after="110" w:before="280"/>
+        <w:spacing w:after="0" w:before="0"/>
+      </w:pPr>
+      <w:r>
+        <w:rPr>
+          <w:rFonts w:ascii="Calibri" w:cs="Calibri" w:eastAsia="Calibri" w:hAnsi="Calibri"/>
+          <w:sz w:val="22"/>
+          <w:szCs w:val="22"/>
+        </w:rPr>
+        <w:t xml:space="preserve"/>
+      </w:r>
+    </w:p>
+    <w:p>
+      <w:pPr>
+        <w:spacing w:after="0" w:before="0"/>
       </w:pPr>
       <w:r>
         <w:rPr>
@@ -516,7 +737,20 @@
     </w:p>
     <w:p>
       <w:pPr>
-        <w:spacing w:after="200"/>
+        <w:spacing w:after="0" w:before="0"/>
+      </w:pPr>
+      <w:r>
+        <w:rPr>
+          <w:rFonts w:ascii="Calibri" w:cs="Calibri" w:eastAsia="Calibri" w:hAnsi="Calibri"/>
+          <w:sz w:val="22"/>
+          <w:szCs w:val="22"/>
+        </w:rPr>
+        <w:t xml:space="preserve"/>
+      </w:r>
+    </w:p>
+    <w:p>
+      <w:pPr>
+        <w:spacing w:after="0" w:before="0"/>
       </w:pPr>
       <w:r>
         <w:rPr>
